--- a/ind/docx/24.content.docx
+++ b/ind/docx/24.content.docx
@@ -19,7 +19,7 @@
         <w:rPr>
           <w:lang w:val="id_ID" w:bidi="id_ID"/>
         </w:rPr>
-        <w:t>Resource: Tyndale Open Study Notes</w:t>
+        <w:t>Resource: Aquifer Open Study Notes (Book Intros)</w:t>
       </w:r>
       <w:r>
         <w:rPr>
@@ -112,7 +112,7 @@
         <w:rPr>
           <w:lang w:val="id_ID" w:bidi="id_ID"/>
         </w:rPr>
-        <w:t>Tyndale Open Study Notes</w:t>
+        <w:t>Aquifer Open Study Notes (Book Intros)</w:t>
       </w:r>
     </w:p>
     <w:p>

--- a/ind/docx/24.content.docx
+++ b/ind/docx/24.content.docx
@@ -258,72 +258,48 @@
         </w:rPr>
         <w:t xml:space="preserve">Sebelum Yeremia lahir, Asyur menguasai Timur Dekat kuno dan bahkan sempat menguasai Mesir. Raja Manasye dari Yehuda menjadi hamba (disebut vasal/budak) bagi Asyur. Dia berjanji setia kepada dewa-dewa mereka dan menyembah berhala selama sebagian besar masa pemerintahannya yang panjang (686–642 SM; lihat </w:t>
       </w:r>
-      <w:hyperlink r:id="rId13">
-        <w:r>
-          <w:rPr>
-            <w:lang w:val="id_ID" w:bidi="id_ID"/>
-          </w:rPr>
-          <w:rPr>
-            <w:color w:val="0000EE"/>
-            <w:u w:val="single"/>
-          </w:rPr>
-          <w:t>2 Raja-raja 21:1–7</w:t>
-        </w:r>
-      </w:hyperlink>
+      <w:r>
+        <w:rPr>
+          <w:lang w:val="id_ID" w:bidi="id_ID"/>
+        </w:rPr>
+        <w:t>2 Raja-raja 21:1–7</w:t>
+      </w:r>
       <w:r>
         <w:rPr>
           <w:lang w:val="id_ID" w:bidi="id_ID"/>
         </w:rPr>
         <w:t xml:space="preserve">). Akibatnya, Yehuda menjadi tandus secara rohani (tetapi lihat </w:t>
       </w:r>
-      <w:hyperlink r:id="rId14">
-        <w:r>
-          <w:rPr>
-            <w:lang w:val="id_ID" w:bidi="id_ID"/>
-          </w:rPr>
-          <w:rPr>
-            <w:color w:val="0000EE"/>
-            <w:u w:val="single"/>
-          </w:rPr>
-          <w:t>2 Tawarikh 33:10–17</w:t>
-        </w:r>
-      </w:hyperlink>
+      <w:r>
+        <w:rPr>
+          <w:lang w:val="id_ID" w:bidi="id_ID"/>
+        </w:rPr>
+        <w:t>2 Tawarikh 33:10–17</w:t>
+      </w:r>
       <w:r>
         <w:rPr>
           <w:lang w:val="id_ID" w:bidi="id_ID"/>
         </w:rPr>
         <w:t>). Putra Manasye, Amon, mengikuti contoh buruk ayahnya selama masa pemerintahannya yang singkat (</w:t>
       </w:r>
-      <w:hyperlink r:id="rId15">
-        <w:r>
-          <w:rPr>
-            <w:lang w:val="id_ID" w:bidi="id_ID"/>
-          </w:rPr>
-          <w:rPr>
-            <w:color w:val="0000EE"/>
-            <w:u w:val="single"/>
-          </w:rPr>
-          <w:t>2 Raja-raja 21:21</w:t>
-        </w:r>
-      </w:hyperlink>
+      <w:r>
+        <w:rPr>
+          <w:lang w:val="id_ID" w:bidi="id_ID"/>
+        </w:rPr>
+        <w:t>2 Raja-raja 21:21</w:t>
+      </w:r>
       <w:r>
         <w:rPr>
           <w:lang w:val="id_ID" w:bidi="id_ID"/>
         </w:rPr>
         <w:t>). Ketika beberapa pelayan istana di Yerusalem membunuh Amon, orang-orang dengan cepat menjadikan putra Amon yang berusia delapan tahun, Yosia, sebagai raja Yehuda (</w:t>
       </w:r>
-      <w:hyperlink r:id="rId16">
-        <w:r>
-          <w:rPr>
-            <w:lang w:val="id_ID" w:bidi="id_ID"/>
-          </w:rPr>
-          <w:rPr>
-            <w:color w:val="0000EE"/>
-            <w:u w:val="single"/>
-          </w:rPr>
-          <w:t>2 Raja-raja 21:23–24</w:t>
-        </w:r>
-      </w:hyperlink>
+      <w:r>
+        <w:rPr>
+          <w:lang w:val="id_ID" w:bidi="id_ID"/>
+        </w:rPr>
+        <w:t>2 Raja-raja 21:23–24</w:t>
+      </w:r>
       <w:r>
         <w:rPr>
           <w:lang w:val="id_ID" w:bidi="id_ID"/>
@@ -344,36 +320,24 @@
         </w:rPr>
         <w:t>Yosia melayani Tuhan dan menolak dukungan leluhurnya terhadap penyembahan berhala. Pada tahun kedua belas pemerintahannya, dia memerintahkan penghancuran pemujaan dan mezbah berhala (</w:t>
       </w:r>
-      <w:hyperlink r:id="rId17">
-        <w:r>
-          <w:rPr>
-            <w:lang w:val="id_ID" w:bidi="id_ID"/>
-          </w:rPr>
-          <w:rPr>
-            <w:color w:val="0000EE"/>
-            <w:u w:val="single"/>
-          </w:rPr>
-          <w:t>2 Tawarikh 34:3–7</w:t>
-        </w:r>
-      </w:hyperlink>
+      <w:r>
+        <w:rPr>
+          <w:lang w:val="id_ID" w:bidi="id_ID"/>
+        </w:rPr>
+        <w:t>2 Tawarikh 34:3–7</w:t>
+      </w:r>
       <w:r>
         <w:rPr>
           <w:lang w:val="id_ID" w:bidi="id_ID"/>
         </w:rPr>
         <w:t>). Pada tahun kedelapan belas sebagai raja, ia mendanai perbaikan Bait Suci agar para imam dan orang-orang Yehuda dapat menyembah satu-satunya Allah yang benar (</w:t>
       </w:r>
-      <w:hyperlink r:id="rId18">
-        <w:r>
-          <w:rPr>
-            <w:lang w:val="id_ID" w:bidi="id_ID"/>
-          </w:rPr>
-          <w:rPr>
-            <w:color w:val="0000EE"/>
-            <w:u w:val="single"/>
-          </w:rPr>
-          <w:t>2 Tawarikh 34:8</w:t>
-        </w:r>
-      </w:hyperlink>
+      <w:r>
+        <w:rPr>
+          <w:lang w:val="id_ID" w:bidi="id_ID"/>
+        </w:rPr>
+        <w:t>2 Tawarikh 34:8</w:t>
+      </w:r>
       <w:r>
         <w:rPr>
           <w:lang w:val="id_ID" w:bidi="id_ID"/>
@@ -408,18 +372,12 @@
         </w:rPr>
         <w:t xml:space="preserve">Yosia meninggal dalam pertempuran melawan orang Mesir pada 609 SM (lihat </w:t>
       </w:r>
-      <w:hyperlink r:id="rId19">
-        <w:r>
-          <w:rPr>
-            <w:lang w:val="id_ID" w:bidi="id_ID"/>
-          </w:rPr>
-          <w:rPr>
-            <w:color w:val="0000EE"/>
-            <w:u w:val="single"/>
-          </w:rPr>
-          <w:t>2 Raja-raja 23:29</w:t>
-        </w:r>
-      </w:hyperlink>
+      <w:r>
+        <w:rPr>
+          <w:lang w:val="id_ID" w:bidi="id_ID"/>
+        </w:rPr>
+        <w:t>2 Raja-raja 23:29</w:t>
+      </w:r>
       <w:r>
         <w:rPr>
           <w:lang w:val="id_ID" w:bidi="id_ID"/>
@@ -473,18 +431,12 @@
           <w:lang w:val="id_ID" w:bidi="id_ID"/>
         </w:rPr>
       </w:r>
-      <w:hyperlink r:id="rId20">
-        <w:r>
-          <w:rPr>
-            <w:lang w:val="id_ID" w:bidi="id_ID"/>
-          </w:rPr>
-          <w:rPr>
-            <w:color w:val="0000EE"/>
-            <w:u w:val="single"/>
-          </w:rPr>
-          <w:t>Pasal 1</w:t>
-        </w:r>
-      </w:hyperlink>
+      <w:r>
+        <w:rPr>
+          <w:lang w:val="id_ID" w:bidi="id_ID"/>
+        </w:rPr>
+        <w:t>Pasal 1</w:t>
+      </w:r>
       <w:r>
         <w:rPr>
           <w:lang w:val="id_ID" w:bidi="id_ID"/>
@@ -499,36 +451,24 @@
           <w:lang w:val="id_ID" w:bidi="id_ID"/>
         </w:rPr>
       </w:r>
-      <w:hyperlink r:id="rId21">
-        <w:r>
-          <w:rPr>
-            <w:lang w:val="id_ID" w:bidi="id_ID"/>
-          </w:rPr>
-          <w:rPr>
-            <w:color w:val="0000EE"/>
-            <w:u w:val="single"/>
-          </w:rPr>
-          <w:t>Pasal 2–20</w:t>
-        </w:r>
-      </w:hyperlink>
+      <w:r>
+        <w:rPr>
+          <w:lang w:val="id_ID" w:bidi="id_ID"/>
+        </w:rPr>
+        <w:t>Pasal 2–20</w:t>
+      </w:r>
       <w:r>
         <w:rPr>
           <w:lang w:val="id_ID" w:bidi="id_ID"/>
         </w:rPr>
         <w:t xml:space="preserve"> mencakup periode dari 627 hingga 605 SM. Pasal-pasal ini menggambarkan interaksi antara Allah, Yeremia, dan orang-orang Yehuda. Allah, melalui Yeremia, dengan tegas mengkritik penyembahan berhala di Yehuda, memperingatkan tentang invasi dari utara, dan mengumumkan penghukuman yang berat. Dalam </w:t>
       </w:r>
-      <w:hyperlink r:id="rId22">
-        <w:r>
-          <w:rPr>
-            <w:lang w:val="id_ID" w:bidi="id_ID"/>
-          </w:rPr>
-          <w:rPr>
-            <w:color w:val="0000EE"/>
-            <w:u w:val="single"/>
-          </w:rPr>
-          <w:t>Pasal 11–20</w:t>
-        </w:r>
-      </w:hyperlink>
+      <w:r>
+        <w:rPr>
+          <w:lang w:val="id_ID" w:bidi="id_ID"/>
+        </w:rPr>
+        <w:t>Pasal 11–20</w:t>
+      </w:r>
       <w:r>
         <w:rPr>
           <w:lang w:val="id_ID" w:bidi="id_ID"/>
@@ -543,18 +483,12 @@
           <w:lang w:val="id_ID" w:bidi="id_ID"/>
         </w:rPr>
       </w:r>
-      <w:hyperlink r:id="rId23">
-        <w:r>
-          <w:rPr>
-            <w:lang w:val="id_ID" w:bidi="id_ID"/>
-          </w:rPr>
-          <w:rPr>
-            <w:color w:val="0000EE"/>
-            <w:u w:val="single"/>
-          </w:rPr>
-          <w:t>Pasal 21–29</w:t>
-        </w:r>
-      </w:hyperlink>
+      <w:r>
+        <w:rPr>
+          <w:lang w:val="id_ID" w:bidi="id_ID"/>
+        </w:rPr>
+        <w:t>Pasal 21–29</w:t>
+      </w:r>
       <w:r>
         <w:rPr>
           <w:lang w:val="id_ID" w:bidi="id_ID"/>
@@ -569,36 +503,24 @@
           <w:lang w:val="id_ID" w:bidi="id_ID"/>
         </w:rPr>
       </w:r>
-      <w:hyperlink r:id="rId24">
-        <w:r>
-          <w:rPr>
-            <w:lang w:val="id_ID" w:bidi="id_ID"/>
-          </w:rPr>
-          <w:rPr>
-            <w:color w:val="0000EE"/>
-            <w:u w:val="single"/>
-          </w:rPr>
-          <w:t>Pasal 30–33</w:t>
-        </w:r>
-      </w:hyperlink>
+      <w:r>
+        <w:rPr>
+          <w:lang w:val="id_ID" w:bidi="id_ID"/>
+        </w:rPr>
+        <w:t>Pasal 30–33</w:t>
+      </w:r>
       <w:r>
         <w:rPr>
           <w:lang w:val="id_ID" w:bidi="id_ID"/>
         </w:rPr>
         <w:t xml:space="preserve"> mencakup periode dari 596 hingga 588 SM. Pasal-pasal ini menawarkan pengharapan dengan berfokus pada kesempatan bagi orang-orang Yehuda untuk dipulihkan. Mereka menantikan hubungan perjanjian baru antara Allah dan umat-Nya. Penglihatan ini menatap masa depan dan mengumumkan “Tunas keadilan” yang akan membawa keselamatan (</w:t>
       </w:r>
-      <w:hyperlink r:id="rId25">
-        <w:r>
-          <w:rPr>
-            <w:lang w:val="id_ID" w:bidi="id_ID"/>
-          </w:rPr>
-          <w:rPr>
-            <w:color w:val="0000EE"/>
-            <w:u w:val="single"/>
-          </w:rPr>
-          <w:t>33:15</w:t>
-        </w:r>
-      </w:hyperlink>
+      <w:r>
+        <w:rPr>
+          <w:lang w:val="id_ID" w:bidi="id_ID"/>
+        </w:rPr>
+        <w:t>33:15</w:t>
+      </w:r>
       <w:r>
         <w:rPr>
           <w:lang w:val="id_ID" w:bidi="id_ID"/>
@@ -613,36 +535,24 @@
           <w:lang w:val="id_ID" w:bidi="id_ID"/>
         </w:rPr>
       </w:r>
-      <w:hyperlink r:id="rId26">
-        <w:r>
-          <w:rPr>
-            <w:lang w:val="id_ID" w:bidi="id_ID"/>
-          </w:rPr>
-          <w:rPr>
-            <w:color w:val="0000EE"/>
-            <w:u w:val="single"/>
-          </w:rPr>
-          <w:t>Pasal 34–45</w:t>
-        </w:r>
-      </w:hyperlink>
+      <w:r>
+        <w:rPr>
+          <w:lang w:val="id_ID" w:bidi="id_ID"/>
+        </w:rPr>
+        <w:t>Pasal 34–45</w:t>
+      </w:r>
       <w:r>
         <w:rPr>
           <w:lang w:val="id_ID" w:bidi="id_ID"/>
         </w:rPr>
         <w:t xml:space="preserve"> mencakup periode antara 605 dan 580 SM. Pasal-pasal ini mencatat tentara Babel menyerang Yerusalem, menembus tembok kota, dan menghancurkan kuil, kota, serta seluruh kerajaan Yehuda. </w:t>
       </w:r>
-      <w:hyperlink r:id="rId27">
-        <w:r>
-          <w:rPr>
-            <w:lang w:val="id_ID" w:bidi="id_ID"/>
-          </w:rPr>
-          <w:rPr>
-            <w:color w:val="0000EE"/>
-            <w:u w:val="single"/>
-          </w:rPr>
-          <w:t>Pasal 34–36</w:t>
-        </w:r>
-      </w:hyperlink>
+      <w:r>
+        <w:rPr>
+          <w:lang w:val="id_ID" w:bidi="id_ID"/>
+        </w:rPr>
+        <w:t>Pasal 34–36</w:t>
+      </w:r>
       <w:r>
         <w:rPr>
           <w:lang w:val="id_ID" w:bidi="id_ID"/>
@@ -657,18 +567,12 @@
           <w:lang w:val="id_ID" w:bidi="id_ID"/>
         </w:rPr>
       </w:r>
-      <w:hyperlink r:id="rId28">
-        <w:r>
-          <w:rPr>
-            <w:lang w:val="id_ID" w:bidi="id_ID"/>
-          </w:rPr>
-          <w:rPr>
-            <w:color w:val="0000EE"/>
-            <w:u w:val="single"/>
-          </w:rPr>
-          <w:t>Pasal 46–51</w:t>
-        </w:r>
-      </w:hyperlink>
+      <w:r>
+        <w:rPr>
+          <w:lang w:val="id_ID" w:bidi="id_ID"/>
+        </w:rPr>
+        <w:t>Pasal 46–51</w:t>
+      </w:r>
       <w:r>
         <w:rPr>
           <w:lang w:val="id_ID" w:bidi="id_ID"/>
@@ -683,36 +587,24 @@
           <w:lang w:val="id_ID" w:bidi="id_ID"/>
         </w:rPr>
       </w:r>
-      <w:hyperlink r:id="rId29">
-        <w:r>
-          <w:rPr>
-            <w:lang w:val="id_ID" w:bidi="id_ID"/>
-          </w:rPr>
-          <w:rPr>
-            <w:color w:val="0000EE"/>
-            <w:u w:val="single"/>
-          </w:rPr>
-          <w:t>Pasal 52</w:t>
-        </w:r>
-      </w:hyperlink>
+      <w:r>
+        <w:rPr>
+          <w:lang w:val="id_ID" w:bidi="id_ID"/>
+        </w:rPr>
+        <w:t>Pasal 52</w:t>
+      </w:r>
       <w:r>
         <w:rPr>
           <w:lang w:val="id_ID" w:bidi="id_ID"/>
         </w:rPr>
         <w:t xml:space="preserve"> mencakup periode antara 586 hingga 561 SM. Pasal ini menggambarkan hari-hari terakhir Yerusalem, pada dasarnya mengulangi Kitab </w:t>
       </w:r>
-      <w:hyperlink r:id="rId30">
-        <w:r>
-          <w:rPr>
-            <w:lang w:val="id_ID" w:bidi="id_ID"/>
-          </w:rPr>
-          <w:rPr>
-            <w:color w:val="0000EE"/>
-            <w:u w:val="single"/>
-          </w:rPr>
-          <w:t>2 Raja-raja 24:18–25:30</w:t>
-        </w:r>
-      </w:hyperlink>
+      <w:r>
+        <w:rPr>
+          <w:lang w:val="id_ID" w:bidi="id_ID"/>
+        </w:rPr>
+        <w:t>2 Raja-raja 24:18–25:30</w:t>
+      </w:r>
       <w:r>
         <w:rPr>
           <w:lang w:val="id_ID" w:bidi="id_ID"/>
@@ -744,54 +636,36 @@
         </w:rPr>
         <w:t>Pada tahun keempat pemerintahan Raja Yoyakim (605 SM), Yeremia menyampaikan serangkaian pesan kepada Barukh. Barukh menuliskannya pada sebuah gulungan yang kemudian disampaikan kepada raja (</w:t>
       </w:r>
-      <w:hyperlink r:id="rId31">
-        <w:r>
-          <w:rPr>
-            <w:lang w:val="id_ID" w:bidi="id_ID"/>
-          </w:rPr>
-          <w:rPr>
-            <w:color w:val="0000EE"/>
-            <w:u w:val="single"/>
-          </w:rPr>
-          <w:t>Yeremia 36:1–26</w:t>
-        </w:r>
-      </w:hyperlink>
+      <w:r>
+        <w:rPr>
+          <w:lang w:val="id_ID" w:bidi="id_ID"/>
+        </w:rPr>
+        <w:t>Yeremia 36:1–26</w:t>
+      </w:r>
       <w:r>
         <w:rPr>
           <w:lang w:val="id_ID" w:bidi="id_ID"/>
         </w:rPr>
         <w:t>). Raja menghancurkan gulungan ini, tetapi Yeremia dan Barukh menulis ulang pesan-pesan tersebut dan menambahkan lebih banyak lagi pesan (</w:t>
       </w:r>
-      <w:hyperlink r:id="rId32">
-        <w:r>
-          <w:rPr>
-            <w:lang w:val="id_ID" w:bidi="id_ID"/>
-          </w:rPr>
-          <w:rPr>
-            <w:color w:val="0000EE"/>
-            <w:u w:val="single"/>
-          </w:rPr>
-          <w:t>Yer. 36:32</w:t>
-        </w:r>
-      </w:hyperlink>
+      <w:r>
+        <w:rPr>
+          <w:lang w:val="id_ID" w:bidi="id_ID"/>
+        </w:rPr>
+        <w:t>Yer. 36:32</w:t>
+      </w:r>
       <w:r>
         <w:rPr>
           <w:lang w:val="id_ID" w:bidi="id_ID"/>
         </w:rPr>
         <w:t xml:space="preserve">). Isi dari gulungan kedua ini mungkin terdiri dari pasal </w:t>
       </w:r>
-      <w:hyperlink r:id="rId21">
-        <w:r>
-          <w:rPr>
-            <w:lang w:val="id_ID" w:bidi="id_ID"/>
-          </w:rPr>
-          <w:rPr>
-            <w:color w:val="0000EE"/>
-            <w:u w:val="single"/>
-          </w:rPr>
-          <w:t>2–20</w:t>
-        </w:r>
-      </w:hyperlink>
+      <w:r>
+        <w:rPr>
+          <w:lang w:val="id_ID" w:bidi="id_ID"/>
+        </w:rPr>
+        <w:t>2–20</w:t>
+      </w:r>
       <w:r>
         <w:rPr>
           <w:lang w:val="id_ID" w:bidi="id_ID"/>
@@ -860,18 +734,12 @@
         </w:rPr>
         <w:t xml:space="preserve">Teks Yeremia menggambarkan metode komunikasi yang disebut "sistem utusan." Sistem ini umum dalam pemerintahan kerajaan di Timur Dekat kuno dan masih digunakan hingga saat ini. Seorang penguasa memilih seseorang untuk menyampaikan pesan verbal dan tertulis ke negara lain. Sang utusan membawa otoritas penguasa saat menyampaikan pesan. Penerima dapat menerima atau menolak pesan dan mengirimkan balasan. Jika penerima menolak pesan, ia mungkin menyakiti sang utusan dan bersiap untuk perang (lihat </w:t>
       </w:r>
-      <w:hyperlink r:id="rId33">
-        <w:r>
-          <w:rPr>
-            <w:lang w:val="id_ID" w:bidi="id_ID"/>
-          </w:rPr>
-          <w:rPr>
-            <w:color w:val="0000EE"/>
-            <w:u w:val="single"/>
-          </w:rPr>
-          <w:t>2 Samuel 10:1–19</w:t>
-        </w:r>
-      </w:hyperlink>
+      <w:r>
+        <w:rPr>
+          <w:lang w:val="id_ID" w:bidi="id_ID"/>
+        </w:rPr>
+        <w:t>2 Samuel 10:1–19</w:t>
+      </w:r>
       <w:r>
         <w:rPr>
           <w:lang w:val="id_ID" w:bidi="id_ID"/>
@@ -904,18 +772,12 @@
         </w:rPr>
         <w:t>Banyak pesan dalam Yeremia menggunakan latar dan bahasa pengadilan. Kitab ini dimulai dengan Tuhan berkata, “Aku akan berbantah lagi dengan kamu... dengan anak cucumu Aku akan berbantah” (</w:t>
       </w:r>
-      <w:hyperlink r:id="rId34">
-        <w:r>
-          <w:rPr>
-            <w:lang w:val="id_ID" w:bidi="id_ID"/>
-          </w:rPr>
-          <w:rPr>
-            <w:color w:val="0000EE"/>
-            <w:u w:val="single"/>
-          </w:rPr>
-          <w:t>Yer. 2:9</w:t>
-        </w:r>
-      </w:hyperlink>
+      <w:r>
+        <w:rPr>
+          <w:lang w:val="id_ID" w:bidi="id_ID"/>
+        </w:rPr>
+        <w:t>Yer. 2:9</w:t>
+      </w:r>
       <w:r>
         <w:rPr>
           <w:lang w:val="id_ID" w:bidi="id_ID"/>
@@ -972,18 +834,12 @@
         </w:rPr>
         <w:t>Pada masa Perjanjian Lama di Israel terdapat konflik antara penyembahan berhala dan penyembahan kepada Tuhan. Yeremia sering mengingatkan orang-orang bahwa mereka telah membuat perjanjian dengan Allah. Janji ini berarti mereka harus menyembah dan mencintai hanya Allah dengan sepenuh hati. Dalam sebuah bagian penting (</w:t>
       </w:r>
-      <w:hyperlink r:id="rId35">
-        <w:r>
-          <w:rPr>
-            <w:lang w:val="id_ID" w:bidi="id_ID"/>
-          </w:rPr>
-          <w:rPr>
-            <w:color w:val="0000EE"/>
-            <w:u w:val="single"/>
-          </w:rPr>
-          <w:t>Yeremia 10:1–16</w:t>
-        </w:r>
-      </w:hyperlink>
+      <w:r>
+        <w:rPr>
+          <w:lang w:val="id_ID" w:bidi="id_ID"/>
+        </w:rPr>
+        <w:t>Yeremia 10:1–16</w:t>
+      </w:r>
       <w:r>
         <w:rPr>
           <w:lang w:val="id_ID" w:bidi="id_ID"/>
@@ -1100,54 +956,36 @@
         </w:rPr>
         <w:t xml:space="preserve">Deskripsi paling jelas tentang belas kasihan Allah terdapat di Pasal </w:t>
       </w:r>
-      <w:hyperlink r:id="rId24">
-        <w:r>
-          <w:rPr>
-            <w:lang w:val="id_ID" w:bidi="id_ID"/>
-          </w:rPr>
-          <w:rPr>
-            <w:color w:val="0000EE"/>
-            <w:u w:val="single"/>
-          </w:rPr>
-          <w:t>30–33</w:t>
-        </w:r>
-      </w:hyperlink>
+      <w:r>
+        <w:rPr>
+          <w:lang w:val="id_ID" w:bidi="id_ID"/>
+        </w:rPr>
+        <w:t>30–33</w:t>
+      </w:r>
       <w:r>
         <w:rPr>
           <w:lang w:val="id_ID" w:bidi="id_ID"/>
         </w:rPr>
         <w:t>. Pasal-pasal ini menjanjikan perjanjian yang baru dan seorang raja baru. Alih-alih menghancurkan, Allah akan menanam dan membangun kembali (</w:t>
       </w:r>
-      <w:hyperlink r:id="rId36">
-        <w:r>
-          <w:rPr>
-            <w:lang w:val="id_ID" w:bidi="id_ID"/>
-          </w:rPr>
-          <w:rPr>
-            <w:color w:val="0000EE"/>
-            <w:u w:val="single"/>
-          </w:rPr>
-          <w:t>1:10</w:t>
-        </w:r>
-      </w:hyperlink>
+      <w:r>
+        <w:rPr>
+          <w:lang w:val="id_ID" w:bidi="id_ID"/>
+        </w:rPr>
+        <w:t>1:10</w:t>
+      </w:r>
       <w:r>
         <w:rPr>
           <w:lang w:val="id_ID" w:bidi="id_ID"/>
         </w:rPr>
         <w:t xml:space="preserve">; </w:t>
       </w:r>
-      <w:hyperlink r:id="rId37">
-        <w:r>
-          <w:rPr>
-            <w:lang w:val="id_ID" w:bidi="id_ID"/>
-          </w:rPr>
-          <w:rPr>
-            <w:color w:val="0000EE"/>
-            <w:u w:val="single"/>
-          </w:rPr>
-          <w:t>31:28</w:t>
-        </w:r>
-      </w:hyperlink>
+      <w:r>
+        <w:rPr>
+          <w:lang w:val="id_ID" w:bidi="id_ID"/>
+        </w:rPr>
+        <w:t>31:28</w:t>
+      </w:r>
       <w:r>
         <w:rPr>
           <w:lang w:val="id_ID" w:bidi="id_ID"/>
@@ -1168,72 +1006,48 @@
         </w:rPr>
         <w:t xml:space="preserve">Dalam semua ini, Nabi Yeremia merasakan konflik yang kuat antara perintah Tuhan dalam </w:t>
       </w:r>
-      <w:hyperlink r:id="rId38">
-        <w:r>
-          <w:rPr>
-            <w:lang w:val="id_ID" w:bidi="id_ID"/>
-          </w:rPr>
-          <w:rPr>
-            <w:color w:val="0000EE"/>
-            <w:u w:val="single"/>
-          </w:rPr>
-          <w:t>Yer. 1:17–19</w:t>
-        </w:r>
-      </w:hyperlink>
+      <w:r>
+        <w:rPr>
+          <w:lang w:val="id_ID" w:bidi="id_ID"/>
+        </w:rPr>
+        <w:t>Yer. 1:17–19</w:t>
+      </w:r>
       <w:r>
         <w:rPr>
           <w:lang w:val="id_ID" w:bidi="id_ID"/>
         </w:rPr>
         <w:t xml:space="preserve"> dan keinginannya sendiri. Tuhan memerintahkannya untuk "Pergilah... dan katakan," tetapi nabi ini ingin menjaga perdamaian dengan tetangganya (lihat </w:t>
       </w:r>
-      <w:hyperlink r:id="rId39">
-        <w:r>
-          <w:rPr>
-            <w:lang w:val="id_ID" w:bidi="id_ID"/>
-          </w:rPr>
-          <w:rPr>
-            <w:color w:val="0000EE"/>
-            <w:u w:val="single"/>
-          </w:rPr>
-          <w:t>Yer. 20:8–9</w:t>
-        </w:r>
-      </w:hyperlink>
+      <w:r>
+        <w:rPr>
+          <w:lang w:val="id_ID" w:bidi="id_ID"/>
+        </w:rPr>
+        <w:t>Yer. 20:8–9</w:t>
+      </w:r>
       <w:r>
         <w:rPr>
           <w:lang w:val="id_ID" w:bidi="id_ID"/>
         </w:rPr>
         <w:t>). Dia merasakan hubungan yang kuat dengan bangsanya, dan kata-kata keras tentang penghakiman dan kehancuran yang harus diucapkannya sangat mempengaruhinya. Lebih dari nabi Perjanjian Lama lainnya, Yeremia menunjukkan kepada kita belas kasihannya saat dia berjuang untuk taat (</w:t>
       </w:r>
-      <w:hyperlink r:id="rId40">
-        <w:r>
-          <w:rPr>
-            <w:lang w:val="id_ID" w:bidi="id_ID"/>
-          </w:rPr>
-          <w:rPr>
-            <w:color w:val="0000EE"/>
-            <w:u w:val="single"/>
-          </w:rPr>
-          <w:t>Yer. 15:16–18</w:t>
-        </w:r>
-      </w:hyperlink>
+      <w:r>
+        <w:rPr>
+          <w:lang w:val="id_ID" w:bidi="id_ID"/>
+        </w:rPr>
+        <w:t>Yer. 15:16–18</w:t>
+      </w:r>
       <w:r>
         <w:rPr>
           <w:lang w:val="id_ID" w:bidi="id_ID"/>
         </w:rPr>
         <w:t xml:space="preserve">; bandingkan </w:t>
       </w:r>
-      <w:hyperlink r:id="rId41">
-        <w:r>
-          <w:rPr>
-            <w:lang w:val="id_ID" w:bidi="id_ID"/>
-          </w:rPr>
-          <w:rPr>
-            <w:color w:val="0000EE"/>
-            <w:u w:val="single"/>
-          </w:rPr>
-          <w:t>Matius 26:36–42</w:t>
-        </w:r>
-      </w:hyperlink>
+      <w:r>
+        <w:rPr>
+          <w:lang w:val="id_ID" w:bidi="id_ID"/>
+        </w:rPr>
+        <w:t>Matius 26:36–42</w:t>
+      </w:r>
       <w:r>
         <w:rPr>
           <w:lang w:val="id_ID" w:bidi="id_ID"/>
